--- a/applications/apryse-account-manager-commercial/resume.docx
+++ b/applications/apryse-account-manager-commercial/resume.docx
@@ -664,7 +664,7 @@
           <w:i w:val="0"/>
           <w:color w:val="1A1A1A"/>
         </w:rPr>
-        <w:t xml:space="preserve">CRM &amp; Tools:  </w:t>
+        <w:t xml:space="preserve">CRM &amp; Prospecting Tools:  </w:t>
       </w:r>
       <w:r>
         <w:rPr>
@@ -673,7 +673,7 @@
           <w:i w:val="0"/>
           <w:color w:val="1A1A1A"/>
         </w:rPr>
-        <w:t>Salesforce, HubSpot, Pipeline Automation</w:t>
+        <w:t>Salesforce, Outreach, ZoomInfo, HubSpot, Pipeline Automation</w:t>
       </w:r>
     </w:p>
     <w:p>
